--- a/pr-preview/pr-14/chapters/chapter2.docx
+++ b/pr-preview/pr-14/chapters/chapter2.docx
@@ -10,15 +10,6 @@
         <w:t xml:space="preserve">Chapter 2: Advanced Topics</w:t>
       </w:r>
     </w:p>
-    <w:bookmarkStart w:id="28" w:name="chapter-2-advanced-topics"/>
-    <w:p>
-      <w:pPr>
-        <w:pStyle w:val="Heading1"/>
-      </w:pPr>
-      <w:r>
-        <w:t xml:space="preserve">1. Chapter 2: Advanced Topics</w:t>
-      </w:r>
-    </w:p>
     <w:p>
       <w:pPr>
         <w:pStyle w:val="FirstParagraph"/>
@@ -30,10 +21,10 @@
     <w:bookmarkStart w:id="9" w:name="mathematical-equations"/>
     <w:p>
       <w:pPr>
-        <w:pStyle w:val="Heading2"/>
-      </w:pPr>
-      <w:r>
-        <w:t xml:space="preserve">1.1 Mathematical Equations</w:t>
+        <w:pStyle w:val="Heading1"/>
+      </w:pPr>
+      <w:r>
+        <w:t xml:space="preserve">1. Mathematical Equations</w:t>
       </w:r>
     </w:p>
     <w:p>
@@ -187,10 +178,10 @@
     <w:bookmarkStart w:id="11" w:name="tables"/>
     <w:p>
       <w:pPr>
-        <w:pStyle w:val="Heading2"/>
-      </w:pPr>
-      <w:r>
-        <w:t xml:space="preserve">1.2 Tables</w:t>
+        <w:pStyle w:val="Heading1"/>
+      </w:pPr>
+      <w:r>
+        <w:t xml:space="preserve">2. Tables</w:t>
       </w:r>
     </w:p>
     <w:tbl>
@@ -358,10 +349,10 @@
     <w:bookmarkStart w:id="12" w:name="figures"/>
     <w:p>
       <w:pPr>
-        <w:pStyle w:val="Heading2"/>
-      </w:pPr>
-      <w:r>
-        <w:t xml:space="preserve">1.3 Figures</w:t>
+        <w:pStyle w:val="Heading1"/>
+      </w:pPr>
+      <w:r>
+        <w:t xml:space="preserve">3. Figures</w:t>
       </w:r>
     </w:p>
     <w:p>
@@ -428,10 +419,10 @@
     <w:bookmarkStart w:id="25" w:name="callouts"/>
     <w:p>
       <w:pPr>
-        <w:pStyle w:val="Heading2"/>
-      </w:pPr>
-      <w:r>
-        <w:t xml:space="preserve">1.4 Callouts</w:t>
+        <w:pStyle w:val="Heading1"/>
+      </w:pPr>
+      <w:r>
+        <w:t xml:space="preserve">4. Callouts</w:t>
       </w:r>
     </w:p>
     <w:tbl>
@@ -926,7 +917,7 @@
     <w:bookmarkStart w:id="27" w:name="references"/>
     <w:p>
       <w:pPr>
-        <w:pStyle w:val="Heading2"/>
+        <w:pStyle w:val="Heading1"/>
       </w:pPr>
       <w:r>
         <w:t xml:space="preserve">References</w:t>
@@ -935,7 +926,6 @@
     <w:bookmarkStart w:id="26" w:name="refs"/>
     <w:bookmarkEnd w:id="26"/>
     <w:bookmarkEnd w:id="27"/>
-    <w:bookmarkEnd w:id="28"/>
     <w:sectPr>
       <w:footnotePr>
         <w:numRestart w:val="eachSect"/>
